--- a/revisao_destaque_amarelo/RELATORIO_DA_REVISAO.docx
+++ b/revisao_destaque_amarelo/RELATORIO_DA_REVISAO.docx
@@ -12,7 +12,7 @@
     </w:p>
     <w:p>
       <w:r>
-        <w:t>Este relatório acompanha os cinco arquivos com destaque em amarelo. Em todos eles: amarelo = texto novo ou reescrito; amarelo tachado = excluir; [EXCLUIR] = parágrafo inteiro sai; [NOTA DA REVISÃO] = ponto que depende de conferência ou decisão sua. Introdução e Metodologia vieram em PDF; por isso seus arquivos foram reconstruídos em Word e servem para localizar as correções no documento original (a formatação é aproximada).</w:t>
+        <w:t>Este relatório acompanha os cinco arquivos corrigidos. Neles, o texto já está na forma final: apenas os trechos corrigidos ou acrescentados aparecem em amarelo; o que foi excluído não aparece mais. Introdução e Metodologia vieram em PDF; por isso seus arquivos foram reconstruídos em Word (a formatação é aproximada).</w:t>
       </w:r>
     </w:p>
     <w:p>
